--- a/Part1.docx
+++ b/Part1.docx
@@ -2,6 +2,83 @@
 <file path=word/document.xml><?xml version="1.0" encoding="utf-8"?>
 <w:document xmlns:wpc="http://schemas.microsoft.com/office/word/2010/wordprocessingCanvas" xmlns:cx="http://schemas.microsoft.com/office/drawing/2014/chartex" xmlns:cx1="http://schemas.microsoft.com/office/drawing/2015/9/8/chartex" xmlns:cx2="http://schemas.microsoft.com/office/drawing/2015/10/21/chartex" xmlns:cx3="http://schemas.microsoft.com/office/drawing/2016/5/9/chartex" xmlns:cx4="http://schemas.microsoft.com/office/drawing/2016/5/10/chartex" xmlns:cx5="http://schemas.microsoft.com/office/drawing/2016/5/11/chartex" xmlns:cx6="http://schemas.microsoft.com/office/drawing/2016/5/12/chartex" xmlns:cx7="http://schemas.microsoft.com/office/drawing/2016/5/13/chartex" xmlns:cx8="http://schemas.microsoft.com/office/drawing/2016/5/14/chartex" xmlns:mc="http://schemas.openxmlformats.org/markup-compatibility/2006" xmlns:aink="http://schemas.microsoft.com/office/drawing/2016/ink" xmlns:am3d="http://schemas.microsoft.com/office/drawing/2017/model3d" xmlns:o="urn:schemas-microsoft-com:office:office" xmlns:oel="http://schemas.microsoft.com/office/2019/extlst" xmlns:r="http://schemas.openxmlformats.org/officeDocument/2006/relationships" xmlns:m="http://schemas.openxmlformats.org/officeDocument/2006/math" xmlns:v="urn:schemas-microsoft-com:vml" xmlns:wp14="http://schemas.microsoft.com/office/word/2010/wordprocessingDrawing" xmlns:wp="http://schemas.openxmlformats.org/drawingml/2006/wordprocessingDrawing" xmlns:w10="urn:schemas-microsoft-com:office:word" xmlns:w="http://schemas.openxmlformats.org/wordprocessingml/2006/main" xmlns:w14="http://schemas.microsoft.com/office/word/2010/wordml" xmlns:w15="http://schemas.microsoft.com/office/word/2012/wordml" xmlns:w16cex="http://schemas.microsoft.com/office/word/2018/wordml/cex" xmlns:w16cid="http://schemas.microsoft.com/office/word/2016/wordml/cid" xmlns:w16="http://schemas.microsoft.com/office/word/2018/wordml" xmlns:w16du="http://schemas.microsoft.com/office/word/2023/wordml/word16du" xmlns:w16sdtdh="http://schemas.microsoft.com/office/word/2020/wordml/sdtdatahash" xmlns:w16sdtfl="http://schemas.microsoft.com/office/word/2024/wordml/sdtformatlock" xmlns:w16se="http://schemas.microsoft.com/office/word/2015/wordml/symex" xmlns:wpg="http://schemas.microsoft.com/office/word/2010/wordprocessingGroup" xmlns:wpi="http://schemas.microsoft.com/office/word/2010/wordprocessingInk" xmlns:wne="http://schemas.microsoft.com/office/word/2006/wordml" xmlns:wps="http://schemas.microsoft.com/office/word/2010/wordprocessingShape" mc:Ignorable="w14 w15 w16se w16cid w16 w16cex w16sdtdh w16sdtfl w16du wp14">
   <w:body>
+    <w:p>
+      <w:pPr>
+        <w:pStyle w:val="Heading1"/>
+      </w:pPr>
+      <w:r>
+        <w:t>Part 1</w:t>
+      </w:r>
+    </w:p>
+    <w:p>
+      <w:pPr>
+        <w:pStyle w:val="Heading2"/>
+      </w:pPr>
+      <w:r>
+        <w:t>Question 1.1.1</w:t>
+      </w:r>
+    </w:p>
+    <w:p>
+      <w:r>
+        <w:t>False, g is from T1 to T2</w:t>
+      </w:r>
+      <w:r>
+        <w:t xml:space="preserve"> in the </w:t>
+      </w:r>
+      <w:proofErr w:type="spellStart"/>
+      <w:r>
+        <w:t>Tenv</w:t>
+      </w:r>
+      <w:proofErr w:type="spellEnd"/>
+      <w:r>
+        <w:t xml:space="preserve">, after executing (g a) we get T2. </w:t>
+      </w:r>
+    </w:p>
+    <w:p>
+      <w:r>
+        <w:t xml:space="preserve">But f is from T1 to T2 as well, so running (f (g a)) will not work, as f expects to get T1 as input, not T2. </w:t>
+      </w:r>
+    </w:p>
+    <w:p>
+      <w:pPr>
+        <w:pStyle w:val="Heading2"/>
+      </w:pPr>
+      <w:r>
+        <w:t>Question 1.1.2</w:t>
+      </w:r>
+    </w:p>
+    <w:p>
+      <w:r>
+        <w:t>False, f type is from T1*T2, meaning the first variable will be of type T1.</w:t>
+      </w:r>
+    </w:p>
+    <w:p>
+      <w:r>
+        <w:t>But the type of the lambda is set as T2 -&gt; T3, and the variable x, which is T2 according to the type of the lambda, is being passed as the first parameter to f, that is in contradiction to f having the first parameter as T1.</w:t>
+      </w:r>
+    </w:p>
+    <w:p>
+      <w:pPr>
+        <w:pStyle w:val="Heading2"/>
+      </w:pPr>
+      <w:r>
+        <w:t>Question 1.1.3</w:t>
+      </w:r>
+    </w:p>
+    <w:p>
+      <w:r>
+        <w:t>True</w:t>
+      </w:r>
+    </w:p>
+    <w:p/>
+    <w:p>
+      <w:pPr>
+        <w:pStyle w:val="Heading2"/>
+      </w:pPr>
+      <w:r>
+        <w:t>Question 1.2</w:t>
+      </w:r>
+    </w:p>
     <w:p/>
     <w:sectPr>
       <w:pgSz w:w="12240" w:h="15840"/>
@@ -441,7 +518,6 @@
     <w:next w:val="Normal"/>
     <w:link w:val="Heading2Char"/>
     <w:uiPriority w:val="9"/>
-    <w:semiHidden/>
     <w:unhideWhenUsed/>
     <w:qFormat/>
     <w:rsid w:val="00D77CDA"/>
@@ -658,7 +734,6 @@
     <w:basedOn w:val="DefaultParagraphFont"/>
     <w:link w:val="Heading2"/>
     <w:uiPriority w:val="9"/>
-    <w:semiHidden/>
     <w:rsid w:val="00D77CDA"/>
     <w:rPr>
       <w:rFonts w:asciiTheme="majorHAnsi" w:eastAsiaTheme="majorEastAsia" w:hAnsiTheme="majorHAnsi" w:cstheme="majorBidi"/>

--- a/Part1.docx
+++ b/Part1.docx
@@ -20,7 +20,13 @@
     </w:p>
     <w:p>
       <w:r>
-        <w:t>False, g is from T1 to T2</w:t>
+        <w:rPr>
+          <w:color w:val="EE0000"/>
+        </w:rPr>
+        <w:t>False</w:t>
+      </w:r>
+      <w:r>
+        <w:t>, g is from T1 to T2</w:t>
       </w:r>
       <w:r>
         <w:t xml:space="preserve"> in the </w:t>
@@ -49,7 +55,13 @@
     </w:p>
     <w:p>
       <w:r>
-        <w:t>False, f type is from T1*T2, meaning the first variable will be of type T1.</w:t>
+        <w:rPr>
+          <w:color w:val="EE0000"/>
+        </w:rPr>
+        <w:t>False</w:t>
+      </w:r>
+      <w:r>
+        <w:t>, f type is from T1*T2, meaning the first variable will be of type T1.</w:t>
       </w:r>
     </w:p>
     <w:p>
@@ -66,20 +78,1024 @@
       </w:r>
     </w:p>
     <w:p>
-      <w:r>
+      <w:pPr>
+        <w:rPr>
+          <w:color w:val="4EA72E" w:themeColor="accent6"/>
+        </w:rPr>
+      </w:pPr>
+      <w:r>
+        <w:rPr>
+          <w:color w:val="4EA72E" w:themeColor="accent6"/>
+        </w:rPr>
         <w:t>True</w:t>
       </w:r>
     </w:p>
+    <w:p/>
+    <w:p/>
+    <w:p/>
+    <w:p/>
+    <w:p/>
+    <w:p/>
+    <w:p/>
+    <w:p/>
+    <w:p/>
+    <w:p/>
+    <w:p/>
     <w:p/>
     <w:p>
       <w:pPr>
         <w:pStyle w:val="Heading2"/>
       </w:pPr>
       <w:r>
+        <w:lastRenderedPageBreak/>
         <w:t>Question 1.2</w:t>
       </w:r>
-    </w:p>
-    <w:p/>
+      <w:r>
+        <w:t>.1</w:t>
+      </w:r>
+    </w:p>
+    <w:p>
+      <w:r>
+        <w:rPr>
+          <w:b/>
+          <w:bCs/>
+        </w:rPr>
+        <w:t>Pool</w:t>
+      </w:r>
+      <w:r>
+        <w:t>:</w:t>
+      </w:r>
+    </w:p>
+    <w:tbl>
+      <w:tblPr>
+        <w:tblStyle w:val="TableGrid"/>
+        <w:tblW w:w="0" w:type="auto"/>
+        <w:tblLook w:val="04A0" w:firstRow="1" w:lastRow="0" w:firstColumn="1" w:lastColumn="0" w:noHBand="0" w:noVBand="1"/>
+      </w:tblPr>
+      <w:tblGrid>
+        <w:gridCol w:w="7465"/>
+        <w:gridCol w:w="1885"/>
+      </w:tblGrid>
+      <w:tr>
+        <w:tc>
+          <w:tcPr>
+            <w:tcW w:w="7465" w:type="dxa"/>
+            <w:shd w:val="clear" w:color="auto" w:fill="E8E8E8" w:themeFill="background2"/>
+          </w:tcPr>
+          <w:p>
+            <w:pPr>
+              <w:rPr>
+                <w:b/>
+                <w:bCs/>
+              </w:rPr>
+            </w:pPr>
+            <w:r>
+              <w:rPr>
+                <w:b/>
+                <w:bCs/>
+              </w:rPr>
+              <w:t>Sub-expression</w:t>
+            </w:r>
+          </w:p>
+        </w:tc>
+        <w:tc>
+          <w:tcPr>
+            <w:tcW w:w="1885" w:type="dxa"/>
+            <w:shd w:val="clear" w:color="auto" w:fill="E8E8E8" w:themeFill="background2"/>
+          </w:tcPr>
+          <w:p>
+            <w:pPr>
+              <w:rPr>
+                <w:b/>
+                <w:bCs/>
+              </w:rPr>
+            </w:pPr>
+            <w:r>
+              <w:rPr>
+                <w:b/>
+                <w:bCs/>
+              </w:rPr>
+              <w:t>type</w:t>
+            </w:r>
+          </w:p>
+        </w:tc>
+      </w:tr>
+      <w:tr>
+        <w:tc>
+          <w:tcPr>
+            <w:tcW w:w="7465" w:type="dxa"/>
+          </w:tcPr>
+          <w:p>
+            <w:r>
+              <w:t>(lambda (f1 g1 x1 y1) (f1 (g1 y1 x1) (g1 x1 y1)))</w:t>
+            </w:r>
+          </w:p>
+          <w:p/>
+        </w:tc>
+        <w:tc>
+          <w:tcPr>
+            <w:tcW w:w="1885" w:type="dxa"/>
+          </w:tcPr>
+          <w:p>
+            <w:r>
+              <w:t>T1</w:t>
+            </w:r>
+          </w:p>
+        </w:tc>
+      </w:tr>
+      <w:tr>
+        <w:tc>
+          <w:tcPr>
+            <w:tcW w:w="7465" w:type="dxa"/>
+          </w:tcPr>
+          <w:p>
+            <w:r>
+              <w:t>(f1 (g1 y1 x1) (g1 x1 y1))</w:t>
+            </w:r>
+          </w:p>
+        </w:tc>
+        <w:tc>
+          <w:tcPr>
+            <w:tcW w:w="1885" w:type="dxa"/>
+          </w:tcPr>
+          <w:p>
+            <w:r>
+              <w:t>T2</w:t>
+            </w:r>
+          </w:p>
+        </w:tc>
+      </w:tr>
+      <w:tr>
+        <w:tc>
+          <w:tcPr>
+            <w:tcW w:w="7465" w:type="dxa"/>
+          </w:tcPr>
+          <w:p>
+            <w:r>
+              <w:t>f1</w:t>
+            </w:r>
+          </w:p>
+        </w:tc>
+        <w:tc>
+          <w:tcPr>
+            <w:tcW w:w="1885" w:type="dxa"/>
+          </w:tcPr>
+          <w:p>
+            <w:proofErr w:type="spellStart"/>
+            <w:r>
+              <w:t>Tf</w:t>
+            </w:r>
+            <w:proofErr w:type="spellEnd"/>
+          </w:p>
+        </w:tc>
+      </w:tr>
+      <w:tr>
+        <w:tc>
+          <w:tcPr>
+            <w:tcW w:w="7465" w:type="dxa"/>
+          </w:tcPr>
+          <w:p>
+            <w:r>
+              <w:t>(g1 y1 x1)</w:t>
+            </w:r>
+          </w:p>
+        </w:tc>
+        <w:tc>
+          <w:tcPr>
+            <w:tcW w:w="1885" w:type="dxa"/>
+          </w:tcPr>
+          <w:p>
+            <w:r>
+              <w:t>T3</w:t>
+            </w:r>
+          </w:p>
+        </w:tc>
+      </w:tr>
+      <w:tr>
+        <w:tc>
+          <w:tcPr>
+            <w:tcW w:w="7465" w:type="dxa"/>
+          </w:tcPr>
+          <w:p>
+            <w:r>
+              <w:t>(g1 x1 y1)</w:t>
+            </w:r>
+          </w:p>
+        </w:tc>
+        <w:tc>
+          <w:tcPr>
+            <w:tcW w:w="1885" w:type="dxa"/>
+          </w:tcPr>
+          <w:p>
+            <w:r>
+              <w:t>T4</w:t>
+            </w:r>
+          </w:p>
+        </w:tc>
+      </w:tr>
+      <w:tr>
+        <w:tc>
+          <w:tcPr>
+            <w:tcW w:w="7465" w:type="dxa"/>
+          </w:tcPr>
+          <w:p>
+            <w:r>
+              <w:t>g1</w:t>
+            </w:r>
+          </w:p>
+        </w:tc>
+        <w:tc>
+          <w:tcPr>
+            <w:tcW w:w="1885" w:type="dxa"/>
+          </w:tcPr>
+          <w:p>
+            <w:proofErr w:type="spellStart"/>
+            <w:r>
+              <w:t>Tg</w:t>
+            </w:r>
+            <w:proofErr w:type="spellEnd"/>
+          </w:p>
+        </w:tc>
+      </w:tr>
+      <w:tr>
+        <w:tc>
+          <w:tcPr>
+            <w:tcW w:w="7465" w:type="dxa"/>
+          </w:tcPr>
+          <w:p>
+            <w:r>
+              <w:t>y1</w:t>
+            </w:r>
+          </w:p>
+        </w:tc>
+        <w:tc>
+          <w:tcPr>
+            <w:tcW w:w="1885" w:type="dxa"/>
+          </w:tcPr>
+          <w:p>
+            <w:r>
+              <w:t>Ty</w:t>
+            </w:r>
+          </w:p>
+        </w:tc>
+      </w:tr>
+      <w:tr>
+        <w:tc>
+          <w:tcPr>
+            <w:tcW w:w="7465" w:type="dxa"/>
+          </w:tcPr>
+          <w:p>
+            <w:r>
+              <w:t>x1</w:t>
+            </w:r>
+          </w:p>
+        </w:tc>
+        <w:tc>
+          <w:tcPr>
+            <w:tcW w:w="1885" w:type="dxa"/>
+          </w:tcPr>
+          <w:p>
+            <w:r>
+              <w:t>Tx</w:t>
+            </w:r>
+          </w:p>
+        </w:tc>
+      </w:tr>
+    </w:tbl>
+    <w:p/>
+    <w:p>
+      <w:r>
+        <w:rPr>
+          <w:b/>
+          <w:bCs/>
+        </w:rPr>
+        <w:t>Equations</w:t>
+      </w:r>
+      <w:r>
+        <w:t>:</w:t>
+      </w:r>
+    </w:p>
+    <w:p>
+      <w:r>
+        <w:t xml:space="preserve">T1 = </w:t>
+      </w:r>
+      <w:proofErr w:type="spellStart"/>
+      <w:r>
+        <w:t>Tf</w:t>
+      </w:r>
+      <w:proofErr w:type="spellEnd"/>
+      <w:r>
+        <w:t>*</w:t>
+      </w:r>
+      <w:proofErr w:type="spellStart"/>
+      <w:r>
+        <w:t>Tg</w:t>
+      </w:r>
+      <w:proofErr w:type="spellEnd"/>
+      <w:r>
+        <w:t>*Tx*Ty -&gt; T2</w:t>
+      </w:r>
+    </w:p>
+    <w:p>
+      <w:proofErr w:type="spellStart"/>
+      <w:r>
+        <w:t>Tf</w:t>
+      </w:r>
+      <w:proofErr w:type="spellEnd"/>
+      <w:r>
+        <w:t xml:space="preserve"> = T3*T</w:t>
+      </w:r>
+      <w:r>
+        <w:t>4</w:t>
+      </w:r>
+      <w:r>
+        <w:t xml:space="preserve"> -&gt; T2</w:t>
+      </w:r>
+    </w:p>
+    <w:p>
+      <w:proofErr w:type="spellStart"/>
+      <w:r>
+        <w:t>T</w:t>
+      </w:r>
+      <w:r>
+        <w:t>g</w:t>
+      </w:r>
+      <w:proofErr w:type="spellEnd"/>
+      <w:r>
+        <w:t xml:space="preserve"> = Ty*Tx -&gt; T3</w:t>
+      </w:r>
+    </w:p>
+    <w:p>
+      <w:proofErr w:type="spellStart"/>
+      <w:r>
+        <w:t>Tg</w:t>
+      </w:r>
+      <w:proofErr w:type="spellEnd"/>
+      <w:r>
+        <w:t xml:space="preserve"> = Tx*Ty -&gt; T4</w:t>
+      </w:r>
+    </w:p>
+    <w:p>
+      <w:pPr>
+        <w:rPr>
+          <w:b/>
+          <w:bCs/>
+          <w:rtl/>
+        </w:rPr>
+      </w:pPr>
+      <w:r>
+        <w:rPr>
+          <w:b/>
+          <w:bCs/>
+        </w:rPr>
+        <w:t>Inference success:</w:t>
+      </w:r>
+    </w:p>
+    <w:p>
+      <w:pPr>
+        <w:rPr>
+          <w:rFonts w:hint="cs"/>
+          <w:rtl/>
+        </w:rPr>
+      </w:pPr>
+      <w:r>
+        <w:t>T4 = T3</w:t>
+      </w:r>
+    </w:p>
+    <w:p>
+      <w:r>
+        <w:t>Ty = Tx</w:t>
+      </w:r>
+    </w:p>
+    <w:p>
+      <w:proofErr w:type="spellStart"/>
+      <w:r>
+        <w:t>Tg</w:t>
+      </w:r>
+      <w:proofErr w:type="spellEnd"/>
+      <w:r>
+        <w:t xml:space="preserve"> = Tx*Tx -&gt; T3</w:t>
+      </w:r>
+    </w:p>
+    <w:p>
+      <w:proofErr w:type="spellStart"/>
+      <w:r>
+        <w:t>Tf</w:t>
+      </w:r>
+      <w:proofErr w:type="spellEnd"/>
+      <w:r>
+        <w:t xml:space="preserve"> = T3*T3 -&gt; T2</w:t>
+      </w:r>
+    </w:p>
+    <w:p>
+      <w:r>
+        <w:t>T1 = [T3*T3 -&gt; T2]*[Tx*Tx -&gt; T3]*Tx*Tx -&gt; T2</w:t>
+      </w:r>
+    </w:p>
+    <w:p>
+      <w:r>
+        <w:t>(lambda (</w:t>
+      </w:r>
+      <w:r>
+        <w:rPr>
+          <w:b/>
+          <w:bCs/>
+        </w:rPr>
+        <w:t>[</w:t>
+      </w:r>
+      <w:r>
+        <w:t xml:space="preserve"> </w:t>
+      </w:r>
+      <w:r>
+        <w:rPr>
+          <w:color w:val="156082" w:themeColor="accent1"/>
+        </w:rPr>
+        <w:t>f1: [T3*T3 -&gt; T2]</w:t>
+      </w:r>
+      <w:r>
+        <w:t xml:space="preserve"> </w:t>
+      </w:r>
+      <w:r>
+        <w:rPr>
+          <w:color w:val="196B24" w:themeColor="accent3"/>
+          <w:shd w:val="clear" w:color="auto" w:fill="FFFFFF" w:themeFill="background1"/>
+        </w:rPr>
+        <w:t>[g1 : [Tx*Tx -&gt; T3]</w:t>
+      </w:r>
+      <w:r>
+        <w:rPr>
+          <w:shd w:val="clear" w:color="auto" w:fill="FFFFFF" w:themeFill="background1"/>
+        </w:rPr>
+        <w:t xml:space="preserve"> </w:t>
+      </w:r>
+      <w:r>
+        <w:rPr>
+          <w:color w:val="156082" w:themeColor="accent1"/>
+        </w:rPr>
+        <w:t>x1: [Tx]</w:t>
+      </w:r>
+      <w:r>
+        <w:t xml:space="preserve"> </w:t>
+      </w:r>
+      <w:r>
+        <w:rPr>
+          <w:color w:val="196B24" w:themeColor="accent3"/>
+        </w:rPr>
+        <w:t>y1: [Tx]</w:t>
+      </w:r>
+      <w:r>
+        <w:t xml:space="preserve"> </w:t>
+      </w:r>
+      <w:r>
+        <w:rPr>
+          <w:b/>
+          <w:bCs/>
+        </w:rPr>
+        <w:t>]</w:t>
+      </w:r>
+      <w:r>
+        <w:t xml:space="preserve">):  </w:t>
+      </w:r>
+      <w:r>
+        <w:t>T2</w:t>
+      </w:r>
+    </w:p>
+    <w:p/>
+    <w:p/>
+    <w:p/>
+    <w:p/>
+    <w:p/>
+    <w:p>
+      <w:pPr>
+        <w:pStyle w:val="Heading2"/>
+      </w:pPr>
+      <w:r>
+        <w:lastRenderedPageBreak/>
+        <w:t>Question 1.2.2</w:t>
+      </w:r>
+    </w:p>
+    <w:p/>
+    <w:p>
+      <w:r>
+        <w:rPr>
+          <w:b/>
+          <w:bCs/>
+        </w:rPr>
+        <w:t>Pool</w:t>
+      </w:r>
+      <w:r>
+        <w:t>:</w:t>
+      </w:r>
+    </w:p>
+    <w:tbl>
+      <w:tblPr>
+        <w:tblStyle w:val="TableGrid"/>
+        <w:tblW w:w="0" w:type="auto"/>
+        <w:tblLook w:val="04A0" w:firstRow="1" w:lastRow="0" w:firstColumn="1" w:lastColumn="0" w:noHBand="0" w:noVBand="1"/>
+      </w:tblPr>
+      <w:tblGrid>
+        <w:gridCol w:w="7465"/>
+        <w:gridCol w:w="1885"/>
+      </w:tblGrid>
+      <w:tr>
+        <w:tc>
+          <w:tcPr>
+            <w:tcW w:w="7465" w:type="dxa"/>
+            <w:shd w:val="clear" w:color="auto" w:fill="E8E8E8" w:themeFill="background2"/>
+          </w:tcPr>
+          <w:p>
+            <w:pPr>
+              <w:rPr>
+                <w:b/>
+                <w:bCs/>
+              </w:rPr>
+            </w:pPr>
+            <w:r>
+              <w:rPr>
+                <w:b/>
+                <w:bCs/>
+              </w:rPr>
+              <w:t>Sub-expression</w:t>
+            </w:r>
+          </w:p>
+        </w:tc>
+        <w:tc>
+          <w:tcPr>
+            <w:tcW w:w="1885" w:type="dxa"/>
+            <w:shd w:val="clear" w:color="auto" w:fill="E8E8E8" w:themeFill="background2"/>
+          </w:tcPr>
+          <w:p>
+            <w:pPr>
+              <w:rPr>
+                <w:b/>
+                <w:bCs/>
+              </w:rPr>
+            </w:pPr>
+            <w:r>
+              <w:rPr>
+                <w:b/>
+                <w:bCs/>
+              </w:rPr>
+              <w:t>type</w:t>
+            </w:r>
+          </w:p>
+        </w:tc>
+      </w:tr>
+      <w:tr>
+        <w:tc>
+          <w:tcPr>
+            <w:tcW w:w="7465" w:type="dxa"/>
+          </w:tcPr>
+          <w:p>
+            <w:r>
+              <w:t>((lambda (f1) (lambda (x1) (f1 x1 x1))) (lambda (y1) y1))</w:t>
+            </w:r>
+          </w:p>
+        </w:tc>
+        <w:tc>
+          <w:tcPr>
+            <w:tcW w:w="1885" w:type="dxa"/>
+          </w:tcPr>
+          <w:p>
+            <w:r>
+              <w:t>T1</w:t>
+            </w:r>
+          </w:p>
+        </w:tc>
+      </w:tr>
+      <w:tr>
+        <w:tc>
+          <w:tcPr>
+            <w:tcW w:w="7465" w:type="dxa"/>
+          </w:tcPr>
+          <w:p>
+            <w:r>
+              <w:t>(lambda (f1) (lambda (x1) (f1 x1 x1)))</w:t>
+            </w:r>
+          </w:p>
+        </w:tc>
+        <w:tc>
+          <w:tcPr>
+            <w:tcW w:w="1885" w:type="dxa"/>
+          </w:tcPr>
+          <w:p>
+            <w:r>
+              <w:t>T2</w:t>
+            </w:r>
+          </w:p>
+        </w:tc>
+      </w:tr>
+      <w:tr>
+        <w:tc>
+          <w:tcPr>
+            <w:tcW w:w="7465" w:type="dxa"/>
+          </w:tcPr>
+          <w:p>
+            <w:r>
+              <w:t>f1</w:t>
+            </w:r>
+          </w:p>
+        </w:tc>
+        <w:tc>
+          <w:tcPr>
+            <w:tcW w:w="1885" w:type="dxa"/>
+          </w:tcPr>
+          <w:p>
+            <w:proofErr w:type="spellStart"/>
+            <w:r>
+              <w:t>Tf</w:t>
+            </w:r>
+            <w:proofErr w:type="spellEnd"/>
+          </w:p>
+        </w:tc>
+      </w:tr>
+      <w:tr>
+        <w:tc>
+          <w:tcPr>
+            <w:tcW w:w="7465" w:type="dxa"/>
+          </w:tcPr>
+          <w:p>
+            <w:r>
+              <w:t>(lambda (x1) (f1 x1 x1))</w:t>
+            </w:r>
+          </w:p>
+        </w:tc>
+        <w:tc>
+          <w:tcPr>
+            <w:tcW w:w="1885" w:type="dxa"/>
+          </w:tcPr>
+          <w:p>
+            <w:r>
+              <w:t>T3</w:t>
+            </w:r>
+          </w:p>
+        </w:tc>
+      </w:tr>
+      <w:tr>
+        <w:tc>
+          <w:tcPr>
+            <w:tcW w:w="7465" w:type="dxa"/>
+          </w:tcPr>
+          <w:p>
+            <w:r>
+              <w:t>x1</w:t>
+            </w:r>
+          </w:p>
+        </w:tc>
+        <w:tc>
+          <w:tcPr>
+            <w:tcW w:w="1885" w:type="dxa"/>
+          </w:tcPr>
+          <w:p>
+            <w:r>
+              <w:t>Tx</w:t>
+            </w:r>
+          </w:p>
+        </w:tc>
+      </w:tr>
+      <w:tr>
+        <w:tc>
+          <w:tcPr>
+            <w:tcW w:w="7465" w:type="dxa"/>
+          </w:tcPr>
+          <w:p>
+            <w:r>
+              <w:t>(f1 x1 x1)</w:t>
+            </w:r>
+          </w:p>
+        </w:tc>
+        <w:tc>
+          <w:tcPr>
+            <w:tcW w:w="1885" w:type="dxa"/>
+          </w:tcPr>
+          <w:p>
+            <w:r>
+              <w:t>T4</w:t>
+            </w:r>
+          </w:p>
+        </w:tc>
+      </w:tr>
+      <w:tr>
+        <w:tc>
+          <w:tcPr>
+            <w:tcW w:w="7465" w:type="dxa"/>
+          </w:tcPr>
+          <w:p>
+            <w:pPr>
+              <w:rPr>
+                <w:rtl/>
+              </w:rPr>
+            </w:pPr>
+            <w:r>
+              <w:t>(lambda (y1) y1)</w:t>
+            </w:r>
+          </w:p>
+        </w:tc>
+        <w:tc>
+          <w:tcPr>
+            <w:tcW w:w="1885" w:type="dxa"/>
+          </w:tcPr>
+          <w:p>
+            <w:r>
+              <w:t>T</w:t>
+            </w:r>
+            <w:r>
+              <w:rPr>
+                <w:rFonts w:hint="cs"/>
+                <w:rtl/>
+              </w:rPr>
+              <w:t>5</w:t>
+            </w:r>
+          </w:p>
+        </w:tc>
+      </w:tr>
+      <w:tr>
+        <w:tc>
+          <w:tcPr>
+            <w:tcW w:w="7465" w:type="dxa"/>
+          </w:tcPr>
+          <w:p>
+            <w:r>
+              <w:t>y1</w:t>
+            </w:r>
+          </w:p>
+        </w:tc>
+        <w:tc>
+          <w:tcPr>
+            <w:tcW w:w="1885" w:type="dxa"/>
+          </w:tcPr>
+          <w:p>
+            <w:r>
+              <w:t>Ty</w:t>
+            </w:r>
+          </w:p>
+        </w:tc>
+      </w:tr>
+      <w:tr>
+        <w:tc>
+          <w:tcPr>
+            <w:tcW w:w="7465" w:type="dxa"/>
+          </w:tcPr>
+          <w:p/>
+        </w:tc>
+        <w:tc>
+          <w:tcPr>
+            <w:tcW w:w="1885" w:type="dxa"/>
+          </w:tcPr>
+          <w:p/>
+        </w:tc>
+      </w:tr>
+      <w:tr>
+        <w:tc>
+          <w:tcPr>
+            <w:tcW w:w="7465" w:type="dxa"/>
+          </w:tcPr>
+          <w:p/>
+        </w:tc>
+        <w:tc>
+          <w:tcPr>
+            <w:tcW w:w="1885" w:type="dxa"/>
+          </w:tcPr>
+          <w:p/>
+        </w:tc>
+      </w:tr>
+      <w:tr>
+        <w:tc>
+          <w:tcPr>
+            <w:tcW w:w="7465" w:type="dxa"/>
+          </w:tcPr>
+          <w:p/>
+        </w:tc>
+        <w:tc>
+          <w:tcPr>
+            <w:tcW w:w="1885" w:type="dxa"/>
+          </w:tcPr>
+          <w:p/>
+        </w:tc>
+      </w:tr>
+      <w:tr>
+        <w:tc>
+          <w:tcPr>
+            <w:tcW w:w="7465" w:type="dxa"/>
+          </w:tcPr>
+          <w:p/>
+        </w:tc>
+        <w:tc>
+          <w:tcPr>
+            <w:tcW w:w="1885" w:type="dxa"/>
+          </w:tcPr>
+          <w:p/>
+        </w:tc>
+      </w:tr>
+    </w:tbl>
+    <w:p/>
+    <w:p>
+      <w:pPr>
+        <w:rPr>
+          <w:rFonts w:hint="cs"/>
+          <w:rtl/>
+        </w:rPr>
+      </w:pPr>
+    </w:p>
+    <w:p/>
+    <w:p/>
+    <w:p/>
+    <w:p/>
+    <w:p/>
+    <w:p/>
+    <w:p/>
+    <w:p/>
+    <w:p/>
+    <w:p/>
+    <w:p/>
+    <w:p/>
+    <w:p/>
+    <w:p/>
+    <w:p/>
+    <w:p/>
+    <w:p/>
+    <w:p>
+      <w:pPr>
+        <w:pStyle w:val="Heading2"/>
+      </w:pPr>
+      <w:r>
+        <w:t>Question 1.2.3</w:t>
+      </w:r>
+    </w:p>
+    <w:tbl>
+      <w:tblPr>
+        <w:tblStyle w:val="TableGrid"/>
+        <w:tblW w:w="0" w:type="auto"/>
+        <w:tblLook w:val="04A0" w:firstRow="1" w:lastRow="0" w:firstColumn="1" w:lastColumn="0" w:noHBand="0" w:noVBand="1"/>
+      </w:tblPr>
+      <w:tblGrid>
+        <w:gridCol w:w="7465"/>
+        <w:gridCol w:w="1885"/>
+      </w:tblGrid>
+      <w:tr>
+        <w:tc>
+          <w:tcPr>
+            <w:tcW w:w="7465" w:type="dxa"/>
+            <w:shd w:val="clear" w:color="auto" w:fill="E8E8E8" w:themeFill="background2"/>
+          </w:tcPr>
+          <w:p>
+            <w:pPr>
+              <w:rPr>
+                <w:b/>
+                <w:bCs/>
+              </w:rPr>
+            </w:pPr>
+            <w:r>
+              <w:rPr>
+                <w:b/>
+                <w:bCs/>
+              </w:rPr>
+              <w:t>Sub-expression</w:t>
+            </w:r>
+          </w:p>
+        </w:tc>
+        <w:tc>
+          <w:tcPr>
+            <w:tcW w:w="1885" w:type="dxa"/>
+            <w:shd w:val="clear" w:color="auto" w:fill="E8E8E8" w:themeFill="background2"/>
+          </w:tcPr>
+          <w:p>
+            <w:pPr>
+              <w:rPr>
+                <w:b/>
+                <w:bCs/>
+              </w:rPr>
+            </w:pPr>
+            <w:r>
+              <w:rPr>
+                <w:b/>
+                <w:bCs/>
+              </w:rPr>
+              <w:t>type</w:t>
+            </w:r>
+          </w:p>
+        </w:tc>
+      </w:tr>
+      <w:tr>
+        <w:tc>
+          <w:tcPr>
+            <w:tcW w:w="7465" w:type="dxa"/>
+          </w:tcPr>
+          <w:p/>
+        </w:tc>
+        <w:tc>
+          <w:tcPr>
+            <w:tcW w:w="1885" w:type="dxa"/>
+          </w:tcPr>
+          <w:p/>
+        </w:tc>
+      </w:tr>
+      <w:tr>
+        <w:tc>
+          <w:tcPr>
+            <w:tcW w:w="7465" w:type="dxa"/>
+          </w:tcPr>
+          <w:p/>
+        </w:tc>
+        <w:tc>
+          <w:tcPr>
+            <w:tcW w:w="1885" w:type="dxa"/>
+          </w:tcPr>
+          <w:p/>
+        </w:tc>
+      </w:tr>
+      <w:tr>
+        <w:tc>
+          <w:tcPr>
+            <w:tcW w:w="7465" w:type="dxa"/>
+          </w:tcPr>
+          <w:p/>
+        </w:tc>
+        <w:tc>
+          <w:tcPr>
+            <w:tcW w:w="1885" w:type="dxa"/>
+          </w:tcPr>
+          <w:p/>
+        </w:tc>
+      </w:tr>
+      <w:tr>
+        <w:tc>
+          <w:tcPr>
+            <w:tcW w:w="7465" w:type="dxa"/>
+          </w:tcPr>
+          <w:p/>
+        </w:tc>
+        <w:tc>
+          <w:tcPr>
+            <w:tcW w:w="1885" w:type="dxa"/>
+          </w:tcPr>
+          <w:p/>
+        </w:tc>
+      </w:tr>
+      <w:tr>
+        <w:tc>
+          <w:tcPr>
+            <w:tcW w:w="7465" w:type="dxa"/>
+          </w:tcPr>
+          <w:p/>
+        </w:tc>
+        <w:tc>
+          <w:tcPr>
+            <w:tcW w:w="1885" w:type="dxa"/>
+          </w:tcPr>
+          <w:p/>
+        </w:tc>
+      </w:tr>
+      <w:tr>
+        <w:tc>
+          <w:tcPr>
+            <w:tcW w:w="7465" w:type="dxa"/>
+          </w:tcPr>
+          <w:p/>
+        </w:tc>
+        <w:tc>
+          <w:tcPr>
+            <w:tcW w:w="1885" w:type="dxa"/>
+          </w:tcPr>
+          <w:p/>
+        </w:tc>
+      </w:tr>
+      <w:tr>
+        <w:tc>
+          <w:tcPr>
+            <w:tcW w:w="7465" w:type="dxa"/>
+          </w:tcPr>
+          <w:p/>
+        </w:tc>
+        <w:tc>
+          <w:tcPr>
+            <w:tcW w:w="1885" w:type="dxa"/>
+          </w:tcPr>
+          <w:p/>
+        </w:tc>
+      </w:tr>
+      <w:tr>
+        <w:tc>
+          <w:tcPr>
+            <w:tcW w:w="7465" w:type="dxa"/>
+          </w:tcPr>
+          <w:p/>
+        </w:tc>
+        <w:tc>
+          <w:tcPr>
+            <w:tcW w:w="1885" w:type="dxa"/>
+          </w:tcPr>
+          <w:p/>
+        </w:tc>
+      </w:tr>
+    </w:tbl>
+    <w:p>
+      <w:pPr>
+        <w:rPr>
+          <w:rtl/>
+        </w:rPr>
+      </w:pPr>
+    </w:p>
     <w:sectPr>
       <w:pgSz w:w="12240" w:h="15840"/>
       <w:pgMar w:top="1440" w:right="1440" w:bottom="1440" w:left="1440" w:header="720" w:footer="720" w:gutter="0"/>
@@ -692,7 +1708,6 @@
   <w:style w:type="character" w:default="1" w:styleId="DefaultParagraphFont">
     <w:name w:val="Default Paragraph Font"/>
     <w:uiPriority w:val="1"/>
-    <w:semiHidden/>
     <w:unhideWhenUsed/>
   </w:style>
   <w:style w:type="table" w:default="1" w:styleId="TableNormal">
@@ -1004,6 +2019,25 @@
       <w:color w:val="0F4761" w:themeColor="accent1" w:themeShade="BF"/>
       <w:spacing w:val="5"/>
     </w:rPr>
+  </w:style>
+  <w:style w:type="table" w:styleId="TableGrid">
+    <w:name w:val="Table Grid"/>
+    <w:basedOn w:val="TableNormal"/>
+    <w:uiPriority w:val="39"/>
+    <w:rsid w:val="0060468A"/>
+    <w:pPr>
+      <w:spacing w:after="0" w:line="240" w:lineRule="auto"/>
+    </w:pPr>
+    <w:tblPr>
+      <w:tblBorders>
+        <w:top w:val="single" w:sz="4" w:space="0" w:color="auto"/>
+        <w:left w:val="single" w:sz="4" w:space="0" w:color="auto"/>
+        <w:bottom w:val="single" w:sz="4" w:space="0" w:color="auto"/>
+        <w:right w:val="single" w:sz="4" w:space="0" w:color="auto"/>
+        <w:insideH w:val="single" w:sz="4" w:space="0" w:color="auto"/>
+        <w:insideV w:val="single" w:sz="4" w:space="0" w:color="auto"/>
+      </w:tblBorders>
+    </w:tblPr>
   </w:style>
 </w:styles>
 </file>

--- a/Part1.docx
+++ b/Part1.docx
@@ -454,7 +454,6 @@
     <w:p>
       <w:pPr>
         <w:rPr>
-          <w:rFonts w:hint="cs"/>
           <w:rtl/>
         </w:rPr>
       </w:pPr>
@@ -574,7 +573,6 @@
         <w:t>Question 1.2.2</w:t>
       </w:r>
     </w:p>
-    <w:p/>
     <w:p>
       <w:r>
         <w:rPr>
@@ -594,13 +592,16 @@
         <w:tblLook w:val="04A0" w:firstRow="1" w:lastRow="0" w:firstColumn="1" w:lastColumn="0" w:noHBand="0" w:noVBand="1"/>
       </w:tblPr>
       <w:tblGrid>
-        <w:gridCol w:w="7465"/>
-        <w:gridCol w:w="1885"/>
+        <w:gridCol w:w="7430"/>
+        <w:gridCol w:w="1876"/>
       </w:tblGrid>
       <w:tr>
-        <w:tc>
-          <w:tcPr>
-            <w:tcW w:w="7465" w:type="dxa"/>
+        <w:trPr>
+          <w:trHeight w:val="250"/>
+        </w:trPr>
+        <w:tc>
+          <w:tcPr>
+            <w:tcW w:w="7430" w:type="dxa"/>
             <w:shd w:val="clear" w:color="auto" w:fill="E8E8E8" w:themeFill="background2"/>
           </w:tcPr>
           <w:p>
@@ -621,7 +622,7 @@
         </w:tc>
         <w:tc>
           <w:tcPr>
-            <w:tcW w:w="1885" w:type="dxa"/>
+            <w:tcW w:w="1876" w:type="dxa"/>
             <w:shd w:val="clear" w:color="auto" w:fill="E8E8E8" w:themeFill="background2"/>
           </w:tcPr>
           <w:p>
@@ -642,9 +643,12 @@
         </w:tc>
       </w:tr>
       <w:tr>
-        <w:tc>
-          <w:tcPr>
-            <w:tcW w:w="7465" w:type="dxa"/>
+        <w:trPr>
+          <w:trHeight w:val="250"/>
+        </w:trPr>
+        <w:tc>
+          <w:tcPr>
+            <w:tcW w:w="7430" w:type="dxa"/>
           </w:tcPr>
           <w:p>
             <w:r>
@@ -654,7 +658,7 @@
         </w:tc>
         <w:tc>
           <w:tcPr>
-            <w:tcW w:w="1885" w:type="dxa"/>
+            <w:tcW w:w="1876" w:type="dxa"/>
           </w:tcPr>
           <w:p>
             <w:r>
@@ -664,9 +668,12 @@
         </w:tc>
       </w:tr>
       <w:tr>
-        <w:tc>
-          <w:tcPr>
-            <w:tcW w:w="7465" w:type="dxa"/>
+        <w:trPr>
+          <w:trHeight w:val="259"/>
+        </w:trPr>
+        <w:tc>
+          <w:tcPr>
+            <w:tcW w:w="7430" w:type="dxa"/>
           </w:tcPr>
           <w:p>
             <w:r>
@@ -676,7 +683,7 @@
         </w:tc>
         <w:tc>
           <w:tcPr>
-            <w:tcW w:w="1885" w:type="dxa"/>
+            <w:tcW w:w="1876" w:type="dxa"/>
           </w:tcPr>
           <w:p>
             <w:r>
@@ -686,9 +693,12 @@
         </w:tc>
       </w:tr>
       <w:tr>
-        <w:tc>
-          <w:tcPr>
-            <w:tcW w:w="7465" w:type="dxa"/>
+        <w:trPr>
+          <w:trHeight w:val="250"/>
+        </w:trPr>
+        <w:tc>
+          <w:tcPr>
+            <w:tcW w:w="7430" w:type="dxa"/>
           </w:tcPr>
           <w:p>
             <w:r>
@@ -698,7 +708,7 @@
         </w:tc>
         <w:tc>
           <w:tcPr>
-            <w:tcW w:w="1885" w:type="dxa"/>
+            <w:tcW w:w="1876" w:type="dxa"/>
           </w:tcPr>
           <w:p>
             <w:proofErr w:type="spellStart"/>
@@ -710,9 +720,12 @@
         </w:tc>
       </w:tr>
       <w:tr>
-        <w:tc>
-          <w:tcPr>
-            <w:tcW w:w="7465" w:type="dxa"/>
+        <w:trPr>
+          <w:trHeight w:val="250"/>
+        </w:trPr>
+        <w:tc>
+          <w:tcPr>
+            <w:tcW w:w="7430" w:type="dxa"/>
           </w:tcPr>
           <w:p>
             <w:r>
@@ -722,7 +735,7 @@
         </w:tc>
         <w:tc>
           <w:tcPr>
-            <w:tcW w:w="1885" w:type="dxa"/>
+            <w:tcW w:w="1876" w:type="dxa"/>
           </w:tcPr>
           <w:p>
             <w:r>
@@ -732,9 +745,12 @@
         </w:tc>
       </w:tr>
       <w:tr>
-        <w:tc>
-          <w:tcPr>
-            <w:tcW w:w="7465" w:type="dxa"/>
+        <w:trPr>
+          <w:trHeight w:val="250"/>
+        </w:trPr>
+        <w:tc>
+          <w:tcPr>
+            <w:tcW w:w="7430" w:type="dxa"/>
           </w:tcPr>
           <w:p>
             <w:r>
@@ -744,7 +760,7 @@
         </w:tc>
         <w:tc>
           <w:tcPr>
-            <w:tcW w:w="1885" w:type="dxa"/>
+            <w:tcW w:w="1876" w:type="dxa"/>
           </w:tcPr>
           <w:p>
             <w:r>
@@ -754,9 +770,12 @@
         </w:tc>
       </w:tr>
       <w:tr>
-        <w:tc>
-          <w:tcPr>
-            <w:tcW w:w="7465" w:type="dxa"/>
+        <w:trPr>
+          <w:trHeight w:val="250"/>
+        </w:trPr>
+        <w:tc>
+          <w:tcPr>
+            <w:tcW w:w="7430" w:type="dxa"/>
           </w:tcPr>
           <w:p>
             <w:r>
@@ -766,7 +785,7 @@
         </w:tc>
         <w:tc>
           <w:tcPr>
-            <w:tcW w:w="1885" w:type="dxa"/>
+            <w:tcW w:w="1876" w:type="dxa"/>
           </w:tcPr>
           <w:p>
             <w:r>
@@ -776,9 +795,12 @@
         </w:tc>
       </w:tr>
       <w:tr>
-        <w:tc>
-          <w:tcPr>
-            <w:tcW w:w="7465" w:type="dxa"/>
+        <w:trPr>
+          <w:trHeight w:val="259"/>
+        </w:trPr>
+        <w:tc>
+          <w:tcPr>
+            <w:tcW w:w="7430" w:type="dxa"/>
           </w:tcPr>
           <w:p>
             <w:pPr>
@@ -793,7 +815,7 @@
         </w:tc>
         <w:tc>
           <w:tcPr>
-            <w:tcW w:w="1885" w:type="dxa"/>
+            <w:tcW w:w="1876" w:type="dxa"/>
           </w:tcPr>
           <w:p>
             <w:r>
@@ -810,9 +832,12 @@
         </w:tc>
       </w:tr>
       <w:tr>
-        <w:tc>
-          <w:tcPr>
-            <w:tcW w:w="7465" w:type="dxa"/>
+        <w:trPr>
+          <w:trHeight w:val="250"/>
+        </w:trPr>
+        <w:tc>
+          <w:tcPr>
+            <w:tcW w:w="7430" w:type="dxa"/>
           </w:tcPr>
           <w:p>
             <w:r>
@@ -822,7 +847,7 @@
         </w:tc>
         <w:tc>
           <w:tcPr>
-            <w:tcW w:w="1885" w:type="dxa"/>
+            <w:tcW w:w="1876" w:type="dxa"/>
           </w:tcPr>
           <w:p>
             <w:r>
@@ -831,64 +856,103 @@
           </w:p>
         </w:tc>
       </w:tr>
-      <w:tr>
-        <w:tc>
-          <w:tcPr>
-            <w:tcW w:w="7465" w:type="dxa"/>
-          </w:tcPr>
-          <w:p/>
-        </w:tc>
-        <w:tc>
-          <w:tcPr>
-            <w:tcW w:w="1885" w:type="dxa"/>
-          </w:tcPr>
-          <w:p/>
-        </w:tc>
-      </w:tr>
-      <w:tr>
-        <w:tc>
-          <w:tcPr>
-            <w:tcW w:w="7465" w:type="dxa"/>
-          </w:tcPr>
-          <w:p/>
-        </w:tc>
-        <w:tc>
-          <w:tcPr>
-            <w:tcW w:w="1885" w:type="dxa"/>
-          </w:tcPr>
-          <w:p/>
-        </w:tc>
-      </w:tr>
-      <w:tr>
-        <w:tc>
-          <w:tcPr>
-            <w:tcW w:w="7465" w:type="dxa"/>
-          </w:tcPr>
-          <w:p/>
-        </w:tc>
-        <w:tc>
-          <w:tcPr>
-            <w:tcW w:w="1885" w:type="dxa"/>
-          </w:tcPr>
-          <w:p/>
-        </w:tc>
-      </w:tr>
-      <w:tr>
-        <w:tc>
-          <w:tcPr>
-            <w:tcW w:w="7465" w:type="dxa"/>
-          </w:tcPr>
-          <w:p/>
-        </w:tc>
-        <w:tc>
-          <w:tcPr>
-            <w:tcW w:w="1885" w:type="dxa"/>
-          </w:tcPr>
-          <w:p/>
-        </w:tc>
-      </w:tr>
     </w:tbl>
     <w:p/>
+    <w:p>
+      <w:pPr>
+        <w:rPr>
+          <w:rtl/>
+        </w:rPr>
+      </w:pPr>
+      <w:r>
+        <w:rPr>
+          <w:b/>
+          <w:bCs/>
+        </w:rPr>
+        <w:t>Equations</w:t>
+      </w:r>
+      <w:r>
+        <w:t>:</w:t>
+      </w:r>
+    </w:p>
+    <w:p>
+      <w:r>
+        <w:t>T2 = T5 -&gt; T1</w:t>
+      </w:r>
+    </w:p>
+    <w:p>
+      <w:r>
+        <w:t xml:space="preserve">T2 = </w:t>
+      </w:r>
+      <w:proofErr w:type="spellStart"/>
+      <w:r>
+        <w:t>Tf</w:t>
+      </w:r>
+      <w:proofErr w:type="spellEnd"/>
+      <w:r>
+        <w:t xml:space="preserve"> -&gt; T3</w:t>
+      </w:r>
+    </w:p>
+    <w:p>
+      <w:r>
+        <w:t>T3 = Tx -&gt; T4</w:t>
+      </w:r>
+    </w:p>
+    <w:p>
+      <w:proofErr w:type="spellStart"/>
+      <w:r>
+        <w:t>Tf</w:t>
+      </w:r>
+      <w:proofErr w:type="spellEnd"/>
+      <w:r>
+        <w:t xml:space="preserve"> = Tx*Tx -&gt; T4</w:t>
+      </w:r>
+    </w:p>
+    <w:p>
+      <w:r>
+        <w:t>T5 = Ty -&gt; Ty</w:t>
+      </w:r>
+    </w:p>
+    <w:p/>
+    <w:p>
+      <w:r>
+        <w:rPr>
+          <w:b/>
+          <w:bCs/>
+        </w:rPr>
+        <w:t>Inference</w:t>
+      </w:r>
+      <w:r>
+        <w:rPr>
+          <w:b/>
+          <w:bCs/>
+        </w:rPr>
+        <w:t xml:space="preserve"> Failure:</w:t>
+      </w:r>
+    </w:p>
+    <w:p>
+      <w:r>
+        <w:t>[Ty -&gt; Ty] = [Tx*Tx -&gt; T4]</w:t>
+      </w:r>
+    </w:p>
+    <w:p>
+      <w:proofErr w:type="spellStart"/>
+      <w:r>
+        <w:t>Tf</w:t>
+      </w:r>
+      <w:proofErr w:type="spellEnd"/>
+      <w:r>
+        <w:t xml:space="preserve"> can’t equal T5 because </w:t>
+      </w:r>
+      <w:proofErr w:type="spellStart"/>
+      <w:r>
+        <w:t>Tf</w:t>
+      </w:r>
+      <w:proofErr w:type="spellEnd"/>
+      <w:r>
+        <w:t xml:space="preserve"> expects two arguments of type Tx while T5 expects one argument of type Ty.</w:t>
+      </w:r>
+    </w:p>
     <w:p>
       <w:pPr>
         <w:rPr>
@@ -903,22 +967,12 @@
     <w:p/>
     <w:p/>
     <w:p/>
-    <w:p/>
-    <w:p/>
-    <w:p/>
-    <w:p/>
-    <w:p/>
-    <w:p/>
-    <w:p/>
-    <w:p/>
-    <w:p/>
-    <w:p/>
-    <w:p/>
     <w:p>
       <w:pPr>
         <w:pStyle w:val="Heading2"/>
       </w:pPr>
       <w:r>
+        <w:lastRenderedPageBreak/>
         <w:t>Question 1.2.3</w:t>
       </w:r>
     </w:p>
@@ -1708,6 +1762,7 @@
   <w:style w:type="character" w:default="1" w:styleId="DefaultParagraphFont">
     <w:name w:val="Default Paragraph Font"/>
     <w:uiPriority w:val="1"/>
+    <w:semiHidden/>
     <w:unhideWhenUsed/>
   </w:style>
   <w:style w:type="table" w:default="1" w:styleId="TableNormal">

--- a/Part1.docx
+++ b/Part1.docx
@@ -29,13 +29,8 @@
         <w:t>, g is from T1 to T2</w:t>
       </w:r>
       <w:r>
-        <w:t xml:space="preserve"> in the </w:t>
-      </w:r>
-      <w:proofErr w:type="spellStart"/>
-      <w:r>
-        <w:t>Tenv</w:t>
-      </w:r>
-      <w:proofErr w:type="spellEnd"/>
+        <w:t xml:space="preserve"> in the Tenv</w:t>
+      </w:r>
       <w:r>
         <w:t xml:space="preserve">, after executing (g a) we get T2. </w:t>
       </w:r>
@@ -241,11 +236,9 @@
             <w:tcW w:w="1885" w:type="dxa"/>
           </w:tcPr>
           <w:p>
-            <w:proofErr w:type="spellStart"/>
             <w:r>
               <w:t>Tf</w:t>
             </w:r>
-            <w:proofErr w:type="spellEnd"/>
           </w:p>
         </w:tc>
       </w:tr>
@@ -309,11 +302,9 @@
             <w:tcW w:w="1885" w:type="dxa"/>
           </w:tcPr>
           <w:p>
-            <w:proofErr w:type="spellStart"/>
             <w:r>
               <w:t>Tg</w:t>
             </w:r>
-            <w:proofErr w:type="spellEnd"/>
           </w:p>
         </w:tc>
       </w:tr>
@@ -377,33 +368,12 @@
     </w:p>
     <w:p>
       <w:r>
-        <w:t xml:space="preserve">T1 = </w:t>
-      </w:r>
-      <w:proofErr w:type="spellStart"/>
-      <w:r>
-        <w:t>Tf</w:t>
-      </w:r>
-      <w:proofErr w:type="spellEnd"/>
-      <w:r>
-        <w:t>*</w:t>
-      </w:r>
-      <w:proofErr w:type="spellStart"/>
-      <w:r>
-        <w:t>Tg</w:t>
-      </w:r>
-      <w:proofErr w:type="spellEnd"/>
-      <w:r>
-        <w:t>*Tx*Ty -&gt; T2</w:t>
-      </w:r>
-    </w:p>
-    <w:p>
-      <w:proofErr w:type="spellStart"/>
-      <w:r>
-        <w:t>Tf</w:t>
-      </w:r>
-      <w:proofErr w:type="spellEnd"/>
-      <w:r>
-        <w:t xml:space="preserve"> = T3*T</w:t>
+        <w:t>T1 = Tf*Tg*Tx*Ty -&gt; T2</w:t>
+      </w:r>
+    </w:p>
+    <w:p>
+      <w:r>
+        <w:t>Tf = T3*T</w:t>
       </w:r>
       <w:r>
         <w:t>4</w:t>
@@ -413,26 +383,16 @@
       </w:r>
     </w:p>
     <w:p>
-      <w:proofErr w:type="spellStart"/>
       <w:r>
         <w:t>T</w:t>
       </w:r>
       <w:r>
-        <w:t>g</w:t>
-      </w:r>
-      <w:proofErr w:type="spellEnd"/>
-      <w:r>
-        <w:t xml:space="preserve"> = Ty*Tx -&gt; T3</w:t>
-      </w:r>
-    </w:p>
-    <w:p>
-      <w:proofErr w:type="spellStart"/>
-      <w:r>
-        <w:t>Tg</w:t>
-      </w:r>
-      <w:proofErr w:type="spellEnd"/>
-      <w:r>
-        <w:t xml:space="preserve"> = Tx*Ty -&gt; T4</w:t>
+        <w:t>g = Ty*Tx -&gt; T3</w:t>
+      </w:r>
+    </w:p>
+    <w:p>
+      <w:r>
+        <w:t>Tg = Tx*Ty -&gt; T4</w:t>
       </w:r>
     </w:p>
     <w:p>
@@ -467,23 +427,13 @@
       </w:r>
     </w:p>
     <w:p>
-      <w:proofErr w:type="spellStart"/>
-      <w:r>
-        <w:t>Tg</w:t>
-      </w:r>
-      <w:proofErr w:type="spellEnd"/>
-      <w:r>
-        <w:t xml:space="preserve"> = Tx*Tx -&gt; T3</w:t>
-      </w:r>
-    </w:p>
-    <w:p>
-      <w:proofErr w:type="spellStart"/>
-      <w:r>
-        <w:t>Tf</w:t>
-      </w:r>
-      <w:proofErr w:type="spellEnd"/>
-      <w:r>
-        <w:t xml:space="preserve"> = T3*T3 -&gt; T2</w:t>
+      <w:r>
+        <w:t>Tg = Tx*Tx -&gt; T3</w:t>
+      </w:r>
+    </w:p>
+    <w:p>
+      <w:r>
+        <w:t>Tf = T3*T3 -&gt; T2</w:t>
       </w:r>
     </w:p>
     <w:p>
@@ -711,11 +661,9 @@
             <w:tcW w:w="1876" w:type="dxa"/>
           </w:tcPr>
           <w:p>
-            <w:proofErr w:type="spellStart"/>
             <w:r>
               <w:t>Tf</w:t>
             </w:r>
-            <w:proofErr w:type="spellEnd"/>
           </w:p>
         </w:tc>
       </w:tr>
@@ -882,15 +830,7 @@
     </w:p>
     <w:p>
       <w:r>
-        <w:t xml:space="preserve">T2 = </w:t>
-      </w:r>
-      <w:proofErr w:type="spellStart"/>
-      <w:r>
-        <w:t>Tf</w:t>
-      </w:r>
-      <w:proofErr w:type="spellEnd"/>
-      <w:r>
-        <w:t xml:space="preserve"> -&gt; T3</w:t>
+        <w:t>T2 = Tf -&gt; T3</w:t>
       </w:r>
     </w:p>
     <w:p>
@@ -899,13 +839,8 @@
       </w:r>
     </w:p>
     <w:p>
-      <w:proofErr w:type="spellStart"/>
-      <w:r>
-        <w:t>Tf</w:t>
-      </w:r>
-      <w:proofErr w:type="spellEnd"/>
-      <w:r>
-        <w:t xml:space="preserve"> = Tx*Tx -&gt; T4</w:t>
+      <w:r>
+        <w:t>Tf = Tx*Tx -&gt; T4</w:t>
       </w:r>
     </w:p>
     <w:p>
@@ -936,27 +871,13 @@
       </w:r>
     </w:p>
     <w:p>
-      <w:proofErr w:type="spellStart"/>
-      <w:r>
-        <w:t>Tf</w:t>
-      </w:r>
-      <w:proofErr w:type="spellEnd"/>
-      <w:r>
-        <w:t xml:space="preserve"> can’t equal T5 because </w:t>
-      </w:r>
-      <w:proofErr w:type="spellStart"/>
-      <w:r>
-        <w:t>Tf</w:t>
-      </w:r>
-      <w:proofErr w:type="spellEnd"/>
-      <w:r>
-        <w:t xml:space="preserve"> expects two arguments of type Tx while T5 expects one argument of type Ty.</w:t>
+      <w:r>
+        <w:t>Tf can’t equal T5 because Tf expects two arguments of type Tx while T5 expects one argument of type Ty.</w:t>
       </w:r>
     </w:p>
     <w:p>
       <w:pPr>
         <w:rPr>
-          <w:rFonts w:hint="cs"/>
           <w:rtl/>
         </w:rPr>
       </w:pPr>
@@ -971,9 +892,25 @@
       <w:pPr>
         <w:pStyle w:val="Heading2"/>
       </w:pPr>
-      <w:r>
-        <w:lastRenderedPageBreak/>
+    </w:p>
+    <w:p>
+      <w:pPr>
+        <w:pStyle w:val="Heading2"/>
+      </w:pPr>
+      <w:r>
         <w:t>Question 1.2.3</w:t>
+      </w:r>
+    </w:p>
+    <w:p>
+      <w:r>
+        <w:rPr>
+          <w:b/>
+          <w:bCs/>
+        </w:rPr>
+        <w:t>Pool</w:t>
+      </w:r>
+      <w:r>
+        <w:t>:</w:t>
       </w:r>
     </w:p>
     <w:tbl>
@@ -1035,13 +972,21 @@
           <w:tcPr>
             <w:tcW w:w="7465" w:type="dxa"/>
           </w:tcPr>
-          <w:p/>
+          <w:p>
+            <w:r>
+              <w:t>((lambda (f1) (lambda (x1) ((f1 x1) x1))) (lambda (y1) y1))</w:t>
+            </w:r>
+          </w:p>
         </w:tc>
         <w:tc>
           <w:tcPr>
             <w:tcW w:w="1885" w:type="dxa"/>
           </w:tcPr>
-          <w:p/>
+          <w:p>
+            <w:r>
+              <w:t>T1</w:t>
+            </w:r>
+          </w:p>
         </w:tc>
       </w:tr>
       <w:tr>
@@ -1049,13 +994,21 @@
           <w:tcPr>
             <w:tcW w:w="7465" w:type="dxa"/>
           </w:tcPr>
-          <w:p/>
+          <w:p>
+            <w:r>
+              <w:t>(lambda (f1) (lambda (x1) ((f1 x1) x1)))</w:t>
+            </w:r>
+          </w:p>
         </w:tc>
         <w:tc>
           <w:tcPr>
             <w:tcW w:w="1885" w:type="dxa"/>
           </w:tcPr>
-          <w:p/>
+          <w:p>
+            <w:r>
+              <w:t>T2</w:t>
+            </w:r>
+          </w:p>
         </w:tc>
       </w:tr>
       <w:tr>
@@ -1063,13 +1016,21 @@
           <w:tcPr>
             <w:tcW w:w="7465" w:type="dxa"/>
           </w:tcPr>
-          <w:p/>
+          <w:p>
+            <w:r>
+              <w:t>f1</w:t>
+            </w:r>
+          </w:p>
         </w:tc>
         <w:tc>
           <w:tcPr>
             <w:tcW w:w="1885" w:type="dxa"/>
           </w:tcPr>
-          <w:p/>
+          <w:p>
+            <w:r>
+              <w:t>Tf</w:t>
+            </w:r>
+          </w:p>
         </w:tc>
       </w:tr>
       <w:tr>
@@ -1077,13 +1038,21 @@
           <w:tcPr>
             <w:tcW w:w="7465" w:type="dxa"/>
           </w:tcPr>
-          <w:p/>
+          <w:p>
+            <w:r>
+              <w:t>(lambda (x1) ((f1 x1) x1))</w:t>
+            </w:r>
+          </w:p>
         </w:tc>
         <w:tc>
           <w:tcPr>
             <w:tcW w:w="1885" w:type="dxa"/>
           </w:tcPr>
-          <w:p/>
+          <w:p>
+            <w:r>
+              <w:t>T3</w:t>
+            </w:r>
+          </w:p>
         </w:tc>
       </w:tr>
       <w:tr>
@@ -1091,13 +1060,21 @@
           <w:tcPr>
             <w:tcW w:w="7465" w:type="dxa"/>
           </w:tcPr>
-          <w:p/>
+          <w:p>
+            <w:r>
+              <w:t>x1</w:t>
+            </w:r>
+          </w:p>
         </w:tc>
         <w:tc>
           <w:tcPr>
             <w:tcW w:w="1885" w:type="dxa"/>
           </w:tcPr>
-          <w:p/>
+          <w:p>
+            <w:r>
+              <w:t>Tx</w:t>
+            </w:r>
+          </w:p>
         </w:tc>
       </w:tr>
       <w:tr>
@@ -1105,13 +1082,21 @@
           <w:tcPr>
             <w:tcW w:w="7465" w:type="dxa"/>
           </w:tcPr>
-          <w:p/>
+          <w:p>
+            <w:r>
+              <w:t>((f1 x1) x1)</w:t>
+            </w:r>
+          </w:p>
         </w:tc>
         <w:tc>
           <w:tcPr>
             <w:tcW w:w="1885" w:type="dxa"/>
           </w:tcPr>
-          <w:p/>
+          <w:p>
+            <w:r>
+              <w:t>T4</w:t>
+            </w:r>
+          </w:p>
         </w:tc>
       </w:tr>
       <w:tr>
@@ -1119,13 +1104,21 @@
           <w:tcPr>
             <w:tcW w:w="7465" w:type="dxa"/>
           </w:tcPr>
-          <w:p/>
+          <w:p>
+            <w:r>
+              <w:t>(f1 x1)</w:t>
+            </w:r>
+          </w:p>
         </w:tc>
         <w:tc>
           <w:tcPr>
             <w:tcW w:w="1885" w:type="dxa"/>
           </w:tcPr>
-          <w:p/>
+          <w:p>
+            <w:r>
+              <w:t>T5</w:t>
+            </w:r>
+          </w:p>
         </w:tc>
       </w:tr>
       <w:tr>
@@ -1133,16 +1126,124 @@
           <w:tcPr>
             <w:tcW w:w="7465" w:type="dxa"/>
           </w:tcPr>
-          <w:p/>
+          <w:p>
+            <w:r>
+              <w:t>(lambda (y1) y1)</w:t>
+            </w:r>
+          </w:p>
         </w:tc>
         <w:tc>
           <w:tcPr>
             <w:tcW w:w="1885" w:type="dxa"/>
           </w:tcPr>
-          <w:p/>
+          <w:p>
+            <w:r>
+              <w:t>T6</w:t>
+            </w:r>
+          </w:p>
+        </w:tc>
+      </w:tr>
+      <w:tr>
+        <w:tc>
+          <w:tcPr>
+            <w:tcW w:w="7465" w:type="dxa"/>
+          </w:tcPr>
+          <w:p>
+            <w:r>
+              <w:t>y1</w:t>
+            </w:r>
+          </w:p>
+        </w:tc>
+        <w:tc>
+          <w:tcPr>
+            <w:tcW w:w="1885" w:type="dxa"/>
+          </w:tcPr>
+          <w:p>
+            <w:r>
+              <w:t>Ty</w:t>
+            </w:r>
+          </w:p>
         </w:tc>
       </w:tr>
     </w:tbl>
+    <w:p/>
+    <w:p>
+      <w:r>
+        <w:rPr>
+          <w:b/>
+          <w:bCs/>
+        </w:rPr>
+        <w:t>Equations</w:t>
+      </w:r>
+      <w:r>
+        <w:t>:</w:t>
+      </w:r>
+    </w:p>
+    <w:p>
+      <w:r>
+        <w:t>T2 = T6 -&gt; T1</w:t>
+      </w:r>
+    </w:p>
+    <w:p>
+      <w:r>
+        <w:t>T2 = Tf -&gt; T3</w:t>
+      </w:r>
+    </w:p>
+    <w:p>
+      <w:r>
+        <w:t xml:space="preserve">T3 = Tx -&gt; </w:t>
+      </w:r>
+      <w:r>
+        <w:t xml:space="preserve"> </w:t>
+      </w:r>
+      <w:r>
+        <w:t>T4</w:t>
+      </w:r>
+    </w:p>
+    <w:p>
+      <w:r>
+        <w:t>T5 = Tx -&gt; T4</w:t>
+      </w:r>
+    </w:p>
+    <w:p>
+      <w:r>
+        <w:t>Tf = Tx -&gt; T5</w:t>
+      </w:r>
+    </w:p>
+    <w:p>
+      <w:r>
+        <w:t>T6 = Ty -&gt; Ty</w:t>
+      </w:r>
+    </w:p>
+    <w:p/>
+    <w:p>
+      <w:r>
+        <w:rPr>
+          <w:b/>
+          <w:bCs/>
+        </w:rPr>
+        <w:t>Inference</w:t>
+      </w:r>
+      <w:r>
+        <w:rPr>
+          <w:b/>
+          <w:bCs/>
+        </w:rPr>
+        <w:t xml:space="preserve"> Failure:</w:t>
+      </w:r>
+    </w:p>
+    <w:p>
+      <w:r>
+        <w:t>Ty = Ty -&gt; T4</w:t>
+      </w:r>
+    </w:p>
+    <w:p>
+      <w:r>
+        <w:t>We were taught in class that there is a constraint that the equations must follow, that a type can’t be defined with itself being in the definition. Because at the end we get Ty that is defined by itself, the Inference fails.</w:t>
+      </w:r>
+    </w:p>
+    <w:p/>
+    <w:p/>
     <w:p>
       <w:pPr>
         <w:rPr>
@@ -1762,7 +1863,6 @@
   <w:style w:type="character" w:default="1" w:styleId="DefaultParagraphFont">
     <w:name w:val="Default Paragraph Font"/>
     <w:uiPriority w:val="1"/>
-    <w:semiHidden/>
     <w:unhideWhenUsed/>
   </w:style>
   <w:style w:type="table" w:default="1" w:styleId="TableNormal">

--- a/Part1.docx
+++ b/Part1.docx
@@ -29,8 +29,13 @@
         <w:t>, g is from T1 to T2</w:t>
       </w:r>
       <w:r>
-        <w:t xml:space="preserve"> in the Tenv</w:t>
-      </w:r>
+        <w:t xml:space="preserve"> in the </w:t>
+      </w:r>
+      <w:proofErr w:type="spellStart"/>
+      <w:r>
+        <w:t>Tenv</w:t>
+      </w:r>
+      <w:proofErr w:type="spellEnd"/>
       <w:r>
         <w:t xml:space="preserve">, after executing (g a) we get T2. </w:t>
       </w:r>
@@ -236,9 +241,11 @@
             <w:tcW w:w="1885" w:type="dxa"/>
           </w:tcPr>
           <w:p>
+            <w:proofErr w:type="spellStart"/>
             <w:r>
               <w:t>Tf</w:t>
             </w:r>
+            <w:proofErr w:type="spellEnd"/>
           </w:p>
         </w:tc>
       </w:tr>
@@ -302,9 +309,11 @@
             <w:tcW w:w="1885" w:type="dxa"/>
           </w:tcPr>
           <w:p>
+            <w:proofErr w:type="spellStart"/>
             <w:r>
               <w:t>Tg</w:t>
             </w:r>
+            <w:proofErr w:type="spellEnd"/>
           </w:p>
         </w:tc>
       </w:tr>
@@ -368,12 +377,33 @@
     </w:p>
     <w:p>
       <w:r>
-        <w:t>T1 = Tf*Tg*Tx*Ty -&gt; T2</w:t>
-      </w:r>
-    </w:p>
-    <w:p>
-      <w:r>
-        <w:t>Tf = T3*T</w:t>
+        <w:t xml:space="preserve">T1 = </w:t>
+      </w:r>
+      <w:proofErr w:type="spellStart"/>
+      <w:r>
+        <w:t>Tf</w:t>
+      </w:r>
+      <w:proofErr w:type="spellEnd"/>
+      <w:r>
+        <w:t>*</w:t>
+      </w:r>
+      <w:proofErr w:type="spellStart"/>
+      <w:r>
+        <w:t>Tg</w:t>
+      </w:r>
+      <w:proofErr w:type="spellEnd"/>
+      <w:r>
+        <w:t>*Tx*Ty -&gt; T2</w:t>
+      </w:r>
+    </w:p>
+    <w:p>
+      <w:proofErr w:type="spellStart"/>
+      <w:r>
+        <w:t>Tf</w:t>
+      </w:r>
+      <w:proofErr w:type="spellEnd"/>
+      <w:r>
+        <w:t xml:space="preserve"> = T3*T</w:t>
       </w:r>
       <w:r>
         <w:t>4</w:t>
@@ -383,16 +413,26 @@
       </w:r>
     </w:p>
     <w:p>
+      <w:proofErr w:type="spellStart"/>
       <w:r>
         <w:t>T</w:t>
       </w:r>
       <w:r>
-        <w:t>g = Ty*Tx -&gt; T3</w:t>
-      </w:r>
-    </w:p>
-    <w:p>
-      <w:r>
-        <w:t>Tg = Tx*Ty -&gt; T4</w:t>
+        <w:t>g</w:t>
+      </w:r>
+      <w:proofErr w:type="spellEnd"/>
+      <w:r>
+        <w:t xml:space="preserve"> = Ty*Tx -&gt; T3</w:t>
+      </w:r>
+    </w:p>
+    <w:p>
+      <w:proofErr w:type="spellStart"/>
+      <w:r>
+        <w:t>Tg</w:t>
+      </w:r>
+      <w:proofErr w:type="spellEnd"/>
+      <w:r>
+        <w:t xml:space="preserve"> = Tx*Ty -&gt; T4</w:t>
       </w:r>
     </w:p>
     <w:p>
@@ -408,7 +448,28 @@
           <w:b/>
           <w:bCs/>
         </w:rPr>
-        <w:t>Inference success:</w:t>
+        <w:t>Inference success</w:t>
+      </w:r>
+      <w:r>
+        <w:rPr>
+          <w:b/>
+          <w:bCs/>
+        </w:rPr>
+        <w:t>, f</w:t>
+      </w:r>
+      <w:r>
+        <w:rPr>
+          <w:b/>
+          <w:bCs/>
+        </w:rPr>
+        <w:t>inal substitution</w:t>
+      </w:r>
+      <w:r>
+        <w:rPr>
+          <w:b/>
+          <w:bCs/>
+        </w:rPr>
+        <w:t>:</w:t>
       </w:r>
     </w:p>
     <w:p>
@@ -427,13 +488,23 @@
       </w:r>
     </w:p>
     <w:p>
-      <w:r>
-        <w:t>Tg = Tx*Tx -&gt; T3</w:t>
-      </w:r>
-    </w:p>
-    <w:p>
-      <w:r>
-        <w:t>Tf = T3*T3 -&gt; T2</w:t>
+      <w:proofErr w:type="spellStart"/>
+      <w:r>
+        <w:t>Tg</w:t>
+      </w:r>
+      <w:proofErr w:type="spellEnd"/>
+      <w:r>
+        <w:t xml:space="preserve"> = Tx*Tx -&gt; T3</w:t>
+      </w:r>
+    </w:p>
+    <w:p>
+      <w:proofErr w:type="spellStart"/>
+      <w:r>
+        <w:t>Tf</w:t>
+      </w:r>
+      <w:proofErr w:type="spellEnd"/>
+      <w:r>
+        <w:t xml:space="preserve"> = T3*T3 -&gt; T2</w:t>
       </w:r>
     </w:p>
     <w:p>
@@ -661,9 +732,11 @@
             <w:tcW w:w="1876" w:type="dxa"/>
           </w:tcPr>
           <w:p>
+            <w:proofErr w:type="spellStart"/>
             <w:r>
               <w:t>Tf</w:t>
             </w:r>
+            <w:proofErr w:type="spellEnd"/>
           </w:p>
         </w:tc>
       </w:tr>
@@ -830,7 +903,15 @@
     </w:p>
     <w:p>
       <w:r>
-        <w:t>T2 = Tf -&gt; T3</w:t>
+        <w:t xml:space="preserve">T2 = </w:t>
+      </w:r>
+      <w:proofErr w:type="spellStart"/>
+      <w:r>
+        <w:t>Tf</w:t>
+      </w:r>
+      <w:proofErr w:type="spellEnd"/>
+      <w:r>
+        <w:t xml:space="preserve"> -&gt; T3</w:t>
       </w:r>
     </w:p>
     <w:p>
@@ -839,8 +920,13 @@
       </w:r>
     </w:p>
     <w:p>
-      <w:r>
-        <w:t>Tf = Tx*Tx -&gt; T4</w:t>
+      <w:proofErr w:type="spellStart"/>
+      <w:r>
+        <w:t>Tf</w:t>
+      </w:r>
+      <w:proofErr w:type="spellEnd"/>
+      <w:r>
+        <w:t xml:space="preserve"> = Tx*Tx -&gt; T4</w:t>
       </w:r>
     </w:p>
     <w:p>
@@ -871,8 +957,21 @@
       </w:r>
     </w:p>
     <w:p>
-      <w:r>
-        <w:t>Tf can’t equal T5 because Tf expects two arguments of type Tx while T5 expects one argument of type Ty.</w:t>
+      <w:proofErr w:type="spellStart"/>
+      <w:r>
+        <w:t>Tf</w:t>
+      </w:r>
+      <w:proofErr w:type="spellEnd"/>
+      <w:r>
+        <w:t xml:space="preserve"> can’t equal T5 because </w:t>
+      </w:r>
+      <w:proofErr w:type="spellStart"/>
+      <w:r>
+        <w:t>Tf</w:t>
+      </w:r>
+      <w:proofErr w:type="spellEnd"/>
+      <w:r>
+        <w:t xml:space="preserve"> expects two arguments of type Tx while T5 expects one argument of type Ty.</w:t>
       </w:r>
     </w:p>
     <w:p>
@@ -1027,9 +1126,11 @@
             <w:tcW w:w="1885" w:type="dxa"/>
           </w:tcPr>
           <w:p>
+            <w:proofErr w:type="spellStart"/>
             <w:r>
               <w:t>Tf</w:t>
             </w:r>
+            <w:proofErr w:type="spellEnd"/>
           </w:p>
         </w:tc>
       </w:tr>
@@ -1186,7 +1287,15 @@
     </w:p>
     <w:p>
       <w:r>
-        <w:t>T2 = Tf -&gt; T3</w:t>
+        <w:t xml:space="preserve">T2 = </w:t>
+      </w:r>
+      <w:proofErr w:type="spellStart"/>
+      <w:r>
+        <w:t>Tf</w:t>
+      </w:r>
+      <w:proofErr w:type="spellEnd"/>
+      <w:r>
+        <w:t xml:space="preserve"> -&gt; T3</w:t>
       </w:r>
     </w:p>
     <w:p>
@@ -1206,8 +1315,13 @@
       </w:r>
     </w:p>
     <w:p>
-      <w:r>
-        <w:t>Tf = Tx -&gt; T5</w:t>
+      <w:proofErr w:type="spellStart"/>
+      <w:r>
+        <w:t>Tf</w:t>
+      </w:r>
+      <w:proofErr w:type="spellEnd"/>
+      <w:r>
+        <w:t xml:space="preserve"> = Tx -&gt; T5</w:t>
       </w:r>
     </w:p>
     <w:p>
@@ -1244,13 +1358,428 @@
     </w:p>
     <w:p/>
     <w:p/>
+    <w:p/>
     <w:p>
       <w:pPr>
-        <w:rPr>
+        <w:pStyle w:val="Heading2"/>
+      </w:pPr>
+      <w:r>
+        <w:lastRenderedPageBreak/>
+        <w:t>Question 1.3</w:t>
+      </w:r>
+    </w:p>
+    <w:p>
+      <w:r>
+        <w:rPr>
+          <w:b/>
+          <w:bCs/>
+        </w:rPr>
+        <w:t>Pool</w:t>
+      </w:r>
+      <w:r>
+        <w:t>:</w:t>
+      </w:r>
+    </w:p>
+    <w:tbl>
+      <w:tblPr>
+        <w:tblStyle w:val="TableGrid"/>
+        <w:tblW w:w="0" w:type="auto"/>
+        <w:tblLook w:val="04A0" w:firstRow="1" w:lastRow="0" w:firstColumn="1" w:lastColumn="0" w:noHBand="0" w:noVBand="1"/>
+      </w:tblPr>
+      <w:tblGrid>
+        <w:gridCol w:w="7465"/>
+        <w:gridCol w:w="1885"/>
+      </w:tblGrid>
+      <w:tr>
+        <w:tc>
+          <w:tcPr>
+            <w:tcW w:w="7465" w:type="dxa"/>
+            <w:shd w:val="clear" w:color="auto" w:fill="E8E8E8" w:themeFill="background2"/>
+          </w:tcPr>
+          <w:p>
+            <w:pPr>
+              <w:rPr>
+                <w:b/>
+                <w:bCs/>
+              </w:rPr>
+            </w:pPr>
+            <w:r>
+              <w:rPr>
+                <w:b/>
+                <w:bCs/>
+              </w:rPr>
+              <w:t>Sub-expression</w:t>
+            </w:r>
+          </w:p>
+        </w:tc>
+        <w:tc>
+          <w:tcPr>
+            <w:tcW w:w="1885" w:type="dxa"/>
+            <w:shd w:val="clear" w:color="auto" w:fill="E8E8E8" w:themeFill="background2"/>
+          </w:tcPr>
+          <w:p>
+            <w:pPr>
+              <w:rPr>
+                <w:b/>
+                <w:bCs/>
+              </w:rPr>
+            </w:pPr>
+            <w:r>
+              <w:rPr>
+                <w:b/>
+                <w:bCs/>
+              </w:rPr>
+              <w:t>type</w:t>
+            </w:r>
+          </w:p>
+        </w:tc>
+      </w:tr>
+      <w:tr>
+        <w:tc>
+          <w:tcPr>
+            <w:tcW w:w="7465" w:type="dxa"/>
+          </w:tcPr>
+          <w:p>
+            <w:r>
+              <w:t>(lambda (f) (f (right (lambda (s) (f (left s))))))</w:t>
+            </w:r>
+          </w:p>
+        </w:tc>
+        <w:tc>
+          <w:tcPr>
+            <w:tcW w:w="1885" w:type="dxa"/>
+          </w:tcPr>
+          <w:p>
+            <w:r>
+              <w:t>T1</w:t>
+            </w:r>
+          </w:p>
+        </w:tc>
+      </w:tr>
+      <w:tr>
+        <w:tc>
+          <w:tcPr>
+            <w:tcW w:w="7465" w:type="dxa"/>
+          </w:tcPr>
+          <w:p>
+            <w:r>
+              <w:t>f</w:t>
+            </w:r>
+          </w:p>
+        </w:tc>
+        <w:tc>
+          <w:tcPr>
+            <w:tcW w:w="1885" w:type="dxa"/>
+          </w:tcPr>
+          <w:p>
+            <w:proofErr w:type="spellStart"/>
+            <w:r>
+              <w:t>Tf</w:t>
+            </w:r>
+            <w:proofErr w:type="spellEnd"/>
+          </w:p>
+        </w:tc>
+      </w:tr>
+      <w:tr>
+        <w:tc>
+          <w:tcPr>
+            <w:tcW w:w="7465" w:type="dxa"/>
+          </w:tcPr>
+          <w:p>
+            <w:r>
+              <w:t>(f (right (lambda (s) (f (left s)))))</w:t>
+            </w:r>
+          </w:p>
+        </w:tc>
+        <w:tc>
+          <w:tcPr>
+            <w:tcW w:w="1885" w:type="dxa"/>
+          </w:tcPr>
+          <w:p>
+            <w:r>
+              <w:t>T2</w:t>
+            </w:r>
+          </w:p>
+        </w:tc>
+      </w:tr>
+      <w:tr>
+        <w:tc>
+          <w:tcPr>
+            <w:tcW w:w="7465" w:type="dxa"/>
+          </w:tcPr>
+          <w:p>
+            <w:r>
+              <w:t>(right (lambda (s) (f (left s))))</w:t>
+            </w:r>
+          </w:p>
+        </w:tc>
+        <w:tc>
+          <w:tcPr>
+            <w:tcW w:w="1885" w:type="dxa"/>
+          </w:tcPr>
+          <w:p>
+            <w:r>
+              <w:t>T3</w:t>
+            </w:r>
+          </w:p>
+        </w:tc>
+      </w:tr>
+      <w:tr>
+        <w:tc>
+          <w:tcPr>
+            <w:tcW w:w="7465" w:type="dxa"/>
+          </w:tcPr>
+          <w:p>
+            <w:r>
+              <w:t>(lambda (s) (f (left s)))</w:t>
+            </w:r>
+          </w:p>
+        </w:tc>
+        <w:tc>
+          <w:tcPr>
+            <w:tcW w:w="1885" w:type="dxa"/>
+          </w:tcPr>
+          <w:p>
+            <w:r>
+              <w:t>T4</w:t>
+            </w:r>
+          </w:p>
+        </w:tc>
+      </w:tr>
+      <w:tr>
+        <w:tc>
+          <w:tcPr>
+            <w:tcW w:w="7465" w:type="dxa"/>
+          </w:tcPr>
+          <w:p>
+            <w:r>
+              <w:t>s</w:t>
+            </w:r>
+          </w:p>
+        </w:tc>
+        <w:tc>
+          <w:tcPr>
+            <w:tcW w:w="1885" w:type="dxa"/>
+          </w:tcPr>
+          <w:p>
+            <w:r>
+              <w:t>Ts</w:t>
+            </w:r>
+          </w:p>
+        </w:tc>
+      </w:tr>
+      <w:tr>
+        <w:tc>
+          <w:tcPr>
+            <w:tcW w:w="7465" w:type="dxa"/>
+          </w:tcPr>
+          <w:p>
+            <w:r>
+              <w:t>(f (left s))</w:t>
+            </w:r>
+          </w:p>
+        </w:tc>
+        <w:tc>
+          <w:tcPr>
+            <w:tcW w:w="1885" w:type="dxa"/>
+          </w:tcPr>
+          <w:p>
+            <w:r>
+              <w:t>T5</w:t>
+            </w:r>
+          </w:p>
+        </w:tc>
+      </w:tr>
+      <w:tr>
+        <w:tc>
+          <w:tcPr>
+            <w:tcW w:w="7465" w:type="dxa"/>
+          </w:tcPr>
+          <w:p>
+            <w:r>
+              <w:t>(left s)</w:t>
+            </w:r>
+          </w:p>
+        </w:tc>
+        <w:tc>
+          <w:tcPr>
+            <w:tcW w:w="1885" w:type="dxa"/>
+          </w:tcPr>
+          <w:p>
+            <w:r>
+              <w:t>T6</w:t>
+            </w:r>
+          </w:p>
+        </w:tc>
+      </w:tr>
+    </w:tbl>
+    <w:p/>
+    <w:p>
+      <w:r>
+        <w:rPr>
+          <w:b/>
+          <w:bCs/>
+        </w:rPr>
+        <w:t>Equations</w:t>
+      </w:r>
+      <w:r>
+        <w:t>:</w:t>
+      </w:r>
+    </w:p>
+    <w:p>
+      <w:r>
+        <w:t xml:space="preserve">T1 = </w:t>
+      </w:r>
+      <w:proofErr w:type="spellStart"/>
+      <w:r>
+        <w:t>Tf</w:t>
+      </w:r>
+      <w:proofErr w:type="spellEnd"/>
+      <w:r>
+        <w:t xml:space="preserve"> -&gt; T2</w:t>
+      </w:r>
+    </w:p>
+    <w:p>
+      <w:proofErr w:type="spellStart"/>
+      <w:r>
+        <w:t>Tf</w:t>
+      </w:r>
+      <w:proofErr w:type="spellEnd"/>
+      <w:r>
+        <w:t xml:space="preserve"> = T3 -&gt; T2</w:t>
+      </w:r>
+    </w:p>
+    <w:p>
+      <w:r>
+        <w:t xml:space="preserve">T3 = </w:t>
+      </w:r>
+      <w:r>
+        <w:t>TA1 + T4</w:t>
+      </w:r>
+    </w:p>
+    <w:p>
+      <w:r>
+        <w:t>T4 = Ts -&gt; T5</w:t>
+      </w:r>
+    </w:p>
+    <w:p>
+      <w:proofErr w:type="spellStart"/>
+      <w:r>
+        <w:t>Tf</w:t>
+      </w:r>
+      <w:proofErr w:type="spellEnd"/>
+      <w:r>
+        <w:t xml:space="preserve"> = T6 -&gt; T5</w:t>
+      </w:r>
+    </w:p>
+    <w:p>
+      <w:r>
+        <w:t>T6 = Ts + TA2</w:t>
+      </w:r>
+    </w:p>
+    <w:p>
+      <w:pPr>
+        <w:pStyle w:val="ListParagraph"/>
+        <w:numPr>
+          <w:ilvl w:val="0"/>
+          <w:numId w:val="1"/>
+        </w:numPr>
+      </w:pPr>
+      <w:r>
+        <w:t>Where TA is the “Arbitrary type T”</w:t>
+      </w:r>
+    </w:p>
+    <w:p/>
+    <w:p>
+      <w:pPr>
+        <w:rPr>
+          <w:b/>
+          <w:bCs/>
           <w:rtl/>
         </w:rPr>
       </w:pPr>
-    </w:p>
+      <w:r>
+        <w:rPr>
+          <w:b/>
+          <w:bCs/>
+        </w:rPr>
+        <w:t>Inference success</w:t>
+      </w:r>
+      <w:r>
+        <w:rPr>
+          <w:b/>
+          <w:bCs/>
+        </w:rPr>
+        <w:t>, f</w:t>
+      </w:r>
+      <w:r>
+        <w:rPr>
+          <w:b/>
+          <w:bCs/>
+        </w:rPr>
+        <w:t>inal substitution</w:t>
+      </w:r>
+      <w:r>
+        <w:rPr>
+          <w:b/>
+          <w:bCs/>
+        </w:rPr>
+        <w:t>:</w:t>
+      </w:r>
+    </w:p>
+    <w:p>
+      <w:r>
+        <w:t>T1 = [(Ts + [Ts -&gt;</w:t>
+      </w:r>
+      <w:r>
+        <w:t xml:space="preserve"> T5])-&gt; T5] -&gt; T5</w:t>
+      </w:r>
+    </w:p>
+    <w:p>
+      <w:proofErr w:type="spellStart"/>
+      <w:r>
+        <w:t>Tf</w:t>
+      </w:r>
+      <w:proofErr w:type="spellEnd"/>
+      <w:r>
+        <w:t xml:space="preserve"> = (Ts + [Ts -&gt; T5]) -&gt; T5</w:t>
+      </w:r>
+    </w:p>
+    <w:p>
+      <w:r>
+        <w:t>T3 = Ts + [Ts -&gt; T5]</w:t>
+      </w:r>
+    </w:p>
+    <w:p>
+      <w:r>
+        <w:t>T4 = Ts -&gt; T5</w:t>
+      </w:r>
+    </w:p>
+    <w:p>
+      <w:r>
+        <w:t xml:space="preserve">T6 = Ts + </w:t>
+      </w:r>
+      <w:r>
+        <w:t>[Ts -&gt; T5]</w:t>
+      </w:r>
+    </w:p>
+    <w:p>
+      <w:r>
+        <w:t>T2 = T5</w:t>
+      </w:r>
+    </w:p>
+    <w:p>
+      <w:r>
+        <w:t>TA1 = Ts</w:t>
+      </w:r>
+    </w:p>
+    <w:p>
+      <w:r>
+        <w:lastRenderedPageBreak/>
+        <w:t>TA2 = [Ts -&gt; T5]</w:t>
+      </w:r>
+    </w:p>
+    <w:p/>
     <w:sectPr>
       <w:pgSz w:w="12240" w:h="15840"/>
       <w:pgMar w:top="1440" w:right="1440" w:bottom="1440" w:left="1440" w:header="720" w:footer="720" w:gutter="0"/>
@@ -1259,6 +1788,126 @@
     </w:sectPr>
   </w:body>
 </w:document>
+</file>
+
+<file path=word/numbering.xml><?xml version="1.0" encoding="utf-8"?>
+<w:numbering xmlns:wpc="http://schemas.microsoft.com/office/word/2010/wordprocessingCanvas" xmlns:cx="http://schemas.microsoft.com/office/drawing/2014/chartex" xmlns:cx1="http://schemas.microsoft.com/office/drawing/2015/9/8/chartex" xmlns:cx2="http://schemas.microsoft.com/office/drawing/2015/10/21/chartex" xmlns:cx3="http://schemas.microsoft.com/office/drawing/2016/5/9/chartex" xmlns:cx4="http://schemas.microsoft.com/office/drawing/2016/5/10/chartex" xmlns:cx5="http://schemas.microsoft.com/office/drawing/2016/5/11/chartex" xmlns:cx6="http://schemas.microsoft.com/office/drawing/2016/5/12/chartex" xmlns:cx7="http://schemas.microsoft.com/office/drawing/2016/5/13/chartex" xmlns:cx8="http://schemas.microsoft.com/office/drawing/2016/5/14/chartex" xmlns:mc="http://schemas.openxmlformats.org/markup-compatibility/2006" xmlns:aink="http://schemas.microsoft.com/office/drawing/2016/ink" xmlns:am3d="http://schemas.microsoft.com/office/drawing/2017/model3d" xmlns:o="urn:schemas-microsoft-com:office:office" xmlns:oel="http://schemas.microsoft.com/office/2019/extlst" xmlns:r="http://schemas.openxmlformats.org/officeDocument/2006/relationships" xmlns:m="http://schemas.openxmlformats.org/officeDocument/2006/math" xmlns:v="urn:schemas-microsoft-com:vml" xmlns:wp14="http://schemas.microsoft.com/office/word/2010/wordprocessingDrawing" xmlns:wp="http://schemas.openxmlformats.org/drawingml/2006/wordprocessingDrawing" xmlns:w10="urn:schemas-microsoft-com:office:word" xmlns:w="http://schemas.openxmlformats.org/wordprocessingml/2006/main" xmlns:w14="http://schemas.microsoft.com/office/word/2010/wordml" xmlns:w15="http://schemas.microsoft.com/office/word/2012/wordml" xmlns:w16cex="http://schemas.microsoft.com/office/word/2018/wordml/cex" xmlns:w16cid="http://schemas.microsoft.com/office/word/2016/wordml/cid" xmlns:w16="http://schemas.microsoft.com/office/word/2018/wordml" xmlns:w16du="http://schemas.microsoft.com/office/word/2023/wordml/word16du" xmlns:w16sdtdh="http://schemas.microsoft.com/office/word/2020/wordml/sdtdatahash" xmlns:w16sdtfl="http://schemas.microsoft.com/office/word/2024/wordml/sdtformatlock" xmlns:w16se="http://schemas.microsoft.com/office/word/2015/wordml/symex" xmlns:wpg="http://schemas.microsoft.com/office/word/2010/wordprocessingGroup" xmlns:wpi="http://schemas.microsoft.com/office/word/2010/wordprocessingInk" xmlns:wne="http://schemas.microsoft.com/office/word/2006/wordml" xmlns:wps="http://schemas.microsoft.com/office/word/2010/wordprocessingShape" mc:Ignorable="w14 w15 w16se w16cid w16 w16cex w16sdtdh w16sdtfl w16du wp14">
+  <w:abstractNum w:abstractNumId="0" w15:restartNumberingAfterBreak="0">
+    <w:nsid w:val="3143067E"/>
+    <w:multiLevelType w:val="hybridMultilevel"/>
+    <w:tmpl w:val="4DB8DDFC"/>
+    <w:lvl w:ilvl="0" w:tplc="FA3C6162">
+      <w:numFmt w:val="bullet"/>
+      <w:lvlText w:val=""/>
+      <w:lvlJc w:val="left"/>
+      <w:pPr>
+        <w:ind w:left="720" w:hanging="360"/>
+      </w:pPr>
+      <w:rPr>
+        <w:rFonts w:ascii="Symbol" w:eastAsiaTheme="minorHAnsi" w:hAnsi="Symbol" w:cstheme="minorBidi" w:hint="default"/>
+      </w:rPr>
+    </w:lvl>
+    <w:lvl w:ilvl="1" w:tplc="04090003" w:tentative="1">
+      <w:start w:val="1"/>
+      <w:numFmt w:val="bullet"/>
+      <w:lvlText w:val="o"/>
+      <w:lvlJc w:val="left"/>
+      <w:pPr>
+        <w:ind w:left="1440" w:hanging="360"/>
+      </w:pPr>
+      <w:rPr>
+        <w:rFonts w:ascii="Courier New" w:hAnsi="Courier New" w:cs="Courier New" w:hint="default"/>
+      </w:rPr>
+    </w:lvl>
+    <w:lvl w:ilvl="2" w:tplc="04090005" w:tentative="1">
+      <w:start w:val="1"/>
+      <w:numFmt w:val="bullet"/>
+      <w:lvlText w:val=""/>
+      <w:lvlJc w:val="left"/>
+      <w:pPr>
+        <w:ind w:left="2160" w:hanging="360"/>
+      </w:pPr>
+      <w:rPr>
+        <w:rFonts w:ascii="Wingdings" w:hAnsi="Wingdings" w:hint="default"/>
+      </w:rPr>
+    </w:lvl>
+    <w:lvl w:ilvl="3" w:tplc="04090001" w:tentative="1">
+      <w:start w:val="1"/>
+      <w:numFmt w:val="bullet"/>
+      <w:lvlText w:val=""/>
+      <w:lvlJc w:val="left"/>
+      <w:pPr>
+        <w:ind w:left="2880" w:hanging="360"/>
+      </w:pPr>
+      <w:rPr>
+        <w:rFonts w:ascii="Symbol" w:hAnsi="Symbol" w:hint="default"/>
+      </w:rPr>
+    </w:lvl>
+    <w:lvl w:ilvl="4" w:tplc="04090003" w:tentative="1">
+      <w:start w:val="1"/>
+      <w:numFmt w:val="bullet"/>
+      <w:lvlText w:val="o"/>
+      <w:lvlJc w:val="left"/>
+      <w:pPr>
+        <w:ind w:left="3600" w:hanging="360"/>
+      </w:pPr>
+      <w:rPr>
+        <w:rFonts w:ascii="Courier New" w:hAnsi="Courier New" w:cs="Courier New" w:hint="default"/>
+      </w:rPr>
+    </w:lvl>
+    <w:lvl w:ilvl="5" w:tplc="04090005" w:tentative="1">
+      <w:start w:val="1"/>
+      <w:numFmt w:val="bullet"/>
+      <w:lvlText w:val=""/>
+      <w:lvlJc w:val="left"/>
+      <w:pPr>
+        <w:ind w:left="4320" w:hanging="360"/>
+      </w:pPr>
+      <w:rPr>
+        <w:rFonts w:ascii="Wingdings" w:hAnsi="Wingdings" w:hint="default"/>
+      </w:rPr>
+    </w:lvl>
+    <w:lvl w:ilvl="6" w:tplc="04090001" w:tentative="1">
+      <w:start w:val="1"/>
+      <w:numFmt w:val="bullet"/>
+      <w:lvlText w:val=""/>
+      <w:lvlJc w:val="left"/>
+      <w:pPr>
+        <w:ind w:left="5040" w:hanging="360"/>
+      </w:pPr>
+      <w:rPr>
+        <w:rFonts w:ascii="Symbol" w:hAnsi="Symbol" w:hint="default"/>
+      </w:rPr>
+    </w:lvl>
+    <w:lvl w:ilvl="7" w:tplc="04090003" w:tentative="1">
+      <w:start w:val="1"/>
+      <w:numFmt w:val="bullet"/>
+      <w:lvlText w:val="o"/>
+      <w:lvlJc w:val="left"/>
+      <w:pPr>
+        <w:ind w:left="5760" w:hanging="360"/>
+      </w:pPr>
+      <w:rPr>
+        <w:rFonts w:ascii="Courier New" w:hAnsi="Courier New" w:cs="Courier New" w:hint="default"/>
+      </w:rPr>
+    </w:lvl>
+    <w:lvl w:ilvl="8" w:tplc="04090005" w:tentative="1">
+      <w:start w:val="1"/>
+      <w:numFmt w:val="bullet"/>
+      <w:lvlText w:val=""/>
+      <w:lvlJc w:val="left"/>
+      <w:pPr>
+        <w:ind w:left="6480" w:hanging="360"/>
+      </w:pPr>
+      <w:rPr>
+        <w:rFonts w:ascii="Wingdings" w:hAnsi="Wingdings" w:hint="default"/>
+      </w:rPr>
+    </w:lvl>
+  </w:abstractNum>
+  <w:num w:numId="1" w16cid:durableId="109860669">
+    <w:abstractNumId w:val="0"/>
+  </w:num>
+</w:numbering>
 </file>
 
 <file path=word/styles.xml><?xml version="1.0" encoding="utf-8"?>
